--- a/content/Bios/Tom_Freed.docx
+++ b/content/Bios/Tom_Freed.docx
@@ -1,142 +1,8 @@
 
 <file path=word/document.xml><?xml version="1.0" encoding="utf-8"?>
-<w:document xmlns:w14="http://schemas.microsoft.com/office/word/2010/wordml" xmlns:wp14="http://schemas.microsoft.com/office/word/2010/wordprocessingDrawing" xmlns:w="http://schemas.openxmlformats.org/wordprocessingml/2006/main" xmlns:m="http://schemas.openxmlformats.org/officeDocument/2006/math" xmlns:r="http://schemas.openxmlformats.org/officeDocument/2006/relationships" xmlns:o="urn:schemas-microsoft-com:office:office" xmlns:v="urn:schemas-microsoft-com:vml" xmlns:w10="urn:schemas-microsoft-com:office:word" xmlns:a="http://schemas.openxmlformats.org/drawingml/2006/main" xmlns:pic="http://schemas.openxmlformats.org/drawingml/2006/picture" xmlns:wp="http://schemas.openxmlformats.org/drawingml/2006/wordprocessingDrawing" xmlns:mc="http://schemas.openxmlformats.org/markup-compatibility/2006" mc:Ignorable="w14 wp14">
+<w:document xmlns:ns1="http://schemas.openxmlformats.org/markup-compatibility/2006" xmlns:ns2="http://schemas.microsoft.com/office/word/2010/wordml" xmlns:w="http://schemas.openxmlformats.org/wordprocessingml/2006/main" ns1:Ignorable="w14 wp14">
   <w:body>
-    <w:p xmlns:wp14="http://schemas.microsoft.com/office/word/2010/wordml" wp14:textId="77777777">
-      <w:pPr>
-        <w:pStyle w:val="FirstParagraph"/>
-      </w:pPr>
-      <w:r>
-        <w:rPr/>
-        <w:t>1996 Hall of Fame Inductee Tom Freed – Las Animas</w:t>
-      </w:r>
-      <w:r>
-        <w:rPr/>
-        <w:t xml:space="preserve"> </w:t>
-      </w:r>
-      <w:r>
-        <w:rPr/>
-        <w:t>Tom Freed started his umpiring career in 1960 and retired in 1984. He coached little league and</w:t>
-      </w:r>
-      <w:r>
-        <w:rPr/>
-        <w:t xml:space="preserve"> </w:t>
-      </w:r>
-      <w:r>
-        <w:rPr/>
-        <w:t>umpiring in Las Animas and other southeastern towns. At that time, umpires contacted the high</w:t>
-      </w:r>
-      <w:r>
-        <w:rPr/>
-        <w:t xml:space="preserve"> </w:t>
-      </w:r>
-      <w:r>
-        <w:rPr/>
-        <w:t xml:space="preserve">schools for </w:t>
-      </w:r>
-      <w:r>
-        <w:rPr/>
-        <w:t>games</w:t>
-      </w:r>
-      <w:r>
-        <w:rPr/>
-        <w:t xml:space="preserve"> and the pay was $10 to $15 per game (no mileage). Umpires often </w:t>
-      </w:r>
-      <w:r>
-        <w:rPr/>
-        <w:t>lined</w:t>
-      </w:r>
-      <w:r>
-        <w:rPr/>
-        <w:t xml:space="preserve"> the fields,</w:t>
-      </w:r>
-      <w:r>
-        <w:rPr/>
-        <w:t xml:space="preserve"> </w:t>
-      </w:r>
-      <w:r>
-        <w:rPr/>
-        <w:t xml:space="preserve">put bases in </w:t>
-      </w:r>
-      <w:r>
-        <w:rPr/>
-        <w:t>place</w:t>
-      </w:r>
-      <w:r>
-        <w:rPr/>
-        <w:t xml:space="preserve"> and cleared the field. Tom joined the Lamar Umpire Association in 1964 and the La</w:t>
-      </w:r>
-      <w:r>
-        <w:rPr/>
-        <w:t xml:space="preserve"> </w:t>
-      </w:r>
-      <w:r>
-        <w:rPr/>
-        <w:t xml:space="preserve">Junta Umpires in 1971. He </w:t>
-      </w:r>
-      <w:r>
-        <w:rPr/>
-        <w:t>worked</w:t>
-      </w:r>
-      <w:r>
-        <w:rPr/>
-        <w:t xml:space="preserve"> regional, district and state tournaments along with Otero and</w:t>
-      </w:r>
-      <w:r>
-        <w:rPr/>
-        <w:t xml:space="preserve"> </w:t>
-      </w:r>
-      <w:r>
-        <w:rPr/>
-        <w:t>Trinidad Junior College Baseball.</w:t>
-      </w:r>
-      <w:r>
-        <w:rPr/>
-        <w:t xml:space="preserve"> </w:t>
-      </w:r>
-      <w:r>
-        <w:rPr/>
-        <w:t xml:space="preserve">Throughout his career he worked at the VA Hospital in Ft Lyons until retiring in 1980. Then </w:t>
-      </w:r>
-      <w:r>
-        <w:rPr/>
-        <w:t>a substitute</w:t>
-      </w:r>
-      <w:r>
-        <w:rPr/>
-        <w:t xml:space="preserve"> </w:t>
-      </w:r>
-      <w:r>
-        <w:rPr/>
-        <w:t>teacher and administrative assistant at Las Animas High School and has been municipal judge from</w:t>
-      </w:r>
-      <w:r>
-        <w:rPr/>
-        <w:t xml:space="preserve"> </w:t>
-      </w:r>
-      <w:r>
-        <w:rPr/>
-        <w:t>1973 until the present time.</w:t>
-      </w:r>
-    </w:p>
-    <w:p>
-      <w:pPr>
-        <w:pStyle w:val="BodyText"/>
-      </w:pPr>
-    </w:p>
-    <w:p>
-      <w:pPr>
-        <w:pStyle w:val="Title"/>
-      </w:pPr>
-      <w:r>
-        <w:rPr>
-          <w:noProof w:val="0"/>
-          <w:lang w:val="en-US"/>
-        </w:rPr>
-        <w:t>Revised Biography: Tom Freed</w:t>
-      </w:r>
-    </w:p>
-    <w:p>
+    <w:p ns2:paraId="406C977A" ns2:textId="3846E0B3">
       <w:pPr>
         <w:pStyle w:val="Subtitle"/>
         <w:rPr/>
@@ -149,7 +15,7 @@
         <w:t>1996 Hall of Fame Inductee – Las Animas</w:t>
       </w:r>
     </w:p>
-    <w:p>
+    <w:p ns2:paraId="7D4AC49C" ns2:textId="3A600DCE">
       <w:pPr>
         <w:spacing w:before="0" w:beforeAutospacing="off" w:after="0" w:afterAutospacing="off" w:line="300" w:lineRule="auto"/>
         <w:rPr>
@@ -277,7 +143,7 @@
         <w:t xml:space="preserve"> lined fields, set bases, and prepared game sites themselves.</w:t>
       </w:r>
     </w:p>
-    <w:p>
+    <w:p ns2:paraId="59731AF9" ns2:textId="5749EEA3">
       <w:pPr>
         <w:spacing w:before="0" w:beforeAutospacing="off" w:after="0" w:afterAutospacing="off" w:line="300" w:lineRule="auto"/>
         <w:rPr>
@@ -531,7 +397,7 @@
         <w:t xml:space="preserve"> the field.</w:t>
       </w:r>
     </w:p>
-    <w:p>
+    <w:p ns2:paraId="21656900" ns2:textId="639364C7">
       <w:pPr>
         <w:spacing w:before="0" w:beforeAutospacing="off" w:after="0" w:afterAutospacing="off" w:line="300" w:lineRule="auto"/>
         <w:rPr>
@@ -589,7 +455,7 @@
         <w:t>, further strengthening his ties to the community.</w:t>
       </w:r>
     </w:p>
-    <w:p>
+    <w:p ns2:paraId="597D22A3" ns2:textId="745263F2">
       <w:pPr>
         <w:spacing w:before="0" w:beforeAutospacing="off" w:after="0" w:afterAutospacing="off" w:line="300" w:lineRule="auto"/>
         <w:rPr>
@@ -647,7 +513,7 @@
         <w:t>.</w:t>
       </w:r>
     </w:p>
-    <w:p>
+    <w:p ns2:paraId="0072F973" ns2:textId="53FC9CA1">
       <w:pPr>
         <w:pStyle w:val="BodyText"/>
       </w:pPr>
